--- a/LINAL/2sem/ТМ3/ТМ3.docx
+++ b/LINAL/2sem/ТМ3/ТМ3.docx
@@ -7510,19 +7510,7 @@
           <w:rPr>
             <w:rFonts w:ascii="Cambria Math" w:eastAsiaTheme="majorEastAsia" w:hAnsi="Cambria Math" w:cstheme="majorBidi"/>
           </w:rPr>
-          <m:t>u,</m:t>
-        </m:r>
-        <m:r>
-          <w:rPr>
-            <w:rFonts w:ascii="Cambria Math" w:eastAsiaTheme="majorEastAsia" w:hAnsi="Cambria Math" w:cstheme="majorBidi"/>
-          </w:rPr>
-          <m:t>φ</m:t>
-        </m:r>
-        <m:r>
-          <w:rPr>
-            <w:rFonts w:ascii="Cambria Math" w:eastAsiaTheme="majorEastAsia" w:hAnsi="Cambria Math" w:cstheme="majorBidi"/>
-          </w:rPr>
-          <m:t>(v)</m:t>
+          <m:t>u,φ(v)</m:t>
         </m:r>
         <m:r>
           <w:rPr>
@@ -7535,13 +7523,7 @@
         <w:rPr>
           <w:rFonts w:eastAsiaTheme="majorEastAsia" w:cstheme="majorBidi"/>
         </w:rPr>
-        <w:t>.</w:t>
-      </w:r>
-      <w:r>
-        <w:rPr>
-          <w:rFonts w:eastAsiaTheme="majorEastAsia" w:cstheme="majorBidi"/>
-        </w:rPr>
-        <w:t xml:space="preserve"> Каждая квадратичная форма в евклидовом пространстве однозначно определяется таким оператором, что:</w:t>
+        <w:t>. Каждая квадратичная форма в евклидовом пространстве однозначно определяется таким оператором, что:</w:t>
       </w:r>
     </w:p>
     <w:p>
@@ -7601,19 +7583,7 @@
             <w:rPr>
               <w:rFonts w:ascii="Cambria Math" w:eastAsiaTheme="majorEastAsia" w:hAnsi="Cambria Math" w:cstheme="majorBidi"/>
             </w:rPr>
-            <m:t>v,</m:t>
-          </m:r>
-          <m:r>
-            <w:rPr>
-              <w:rFonts w:ascii="Cambria Math" w:eastAsiaTheme="majorEastAsia" w:hAnsi="Cambria Math" w:cstheme="majorBidi"/>
-            </w:rPr>
-            <m:t>φ</m:t>
-          </m:r>
-          <m:r>
-            <w:rPr>
-              <w:rFonts w:ascii="Cambria Math" w:eastAsiaTheme="majorEastAsia" w:hAnsi="Cambria Math" w:cstheme="majorBidi"/>
-            </w:rPr>
-            <m:t>(v)</m:t>
+            <m:t>v,φ(v)</m:t>
           </m:r>
           <m:r>
             <w:rPr>
@@ -7640,6 +7610,9 @@
     </w:p>
     <w:p>
       <w:r>
+        <w:rPr>
+          <w:noProof/>
+        </w:rPr>
         <w:drawing>
           <wp:inline distT="0" distB="0" distL="0" distR="0" wp14:anchorId="2EB64DE3" wp14:editId="3F757325">
             <wp:extent cx="6645910" cy="1818640"/>
@@ -7695,6 +7668,9 @@
     </w:p>
     <w:p>
       <w:r>
+        <w:rPr>
+          <w:noProof/>
+        </w:rPr>
         <w:drawing>
           <wp:inline distT="0" distB="0" distL="0" distR="0" wp14:anchorId="5361DF8F" wp14:editId="4A072AE8">
             <wp:extent cx="6645910" cy="891540"/>
@@ -7748,6 +7724,9 @@
     </w:p>
     <w:p>
       <w:r>
+        <w:rPr>
+          <w:noProof/>
+        </w:rPr>
         <w:drawing>
           <wp:inline distT="0" distB="0" distL="0" distR="0" wp14:anchorId="27503212" wp14:editId="6D5CA6FD">
             <wp:extent cx="6645910" cy="1355725"/>
@@ -7854,6 +7833,44 @@
       <w:r>
         <w:t>72. Какие преобразования необходимо использовать при одновременной диагонализации двух квадратичных форм?</w:t>
       </w:r>
+    </w:p>
+    <w:p/>
+    <w:p>
+      <w:pPr>
+        <w:jc w:val="center"/>
+      </w:pPr>
+      <w:r>
+        <w:t>ТМ 3, линейная алгебра, 2 семестр.</w:t>
+      </w:r>
+    </w:p>
+    <w:p>
+      <w:pPr>
+        <w:jc w:val="center"/>
+      </w:pPr>
+      <w:r>
+        <w:t>Автор: Сакулин Иван Михайлович, 467335</w:t>
+      </w:r>
+    </w:p>
+    <w:p>
+      <w:pPr>
+        <w:jc w:val="center"/>
+        <w:rPr>
+          <w:sz w:val="18"/>
+          <w:szCs w:val="18"/>
+        </w:rPr>
+      </w:pPr>
+      <w:r>
+        <w:rPr>
+          <w:sz w:val="18"/>
+          <w:szCs w:val="18"/>
+        </w:rPr>
+        <w:t>Автор не несёт ответственности за содержание билетов и предоставляет работу «как есть», со всеми её ошибками и недостатками.</w:t>
+      </w:r>
+    </w:p>
+    <w:p>
+      <w:pPr>
+        <w:jc w:val="center"/>
+      </w:pPr>
     </w:p>
     <w:sectPr>
       <w:pgSz w:w="11906" w:h="16838"/>
@@ -8476,6 +8493,7 @@
   <w:style w:type="character" w:default="1" w:styleId="a0">
     <w:name w:val="Default Paragraph Font"/>
     <w:uiPriority w:val="1"/>
+    <w:semiHidden/>
     <w:unhideWhenUsed/>
   </w:style>
   <w:style w:type="table" w:default="1" w:styleId="a1">
